--- a/Target_Journal_Submission/supplementary/online_resources/Online_Resource_2.docx
+++ b/Target_Journal_Submission/supplementary/online_resources/Online_Resource_2.docx
@@ -30,7 +30,7 @@
         <w:t xml:space="preserve">Shift-aware probabilities for random convolutional kernel time series classifiers via leverage-moderated leave-one-out calibration</w:t>
       </w:r>
     </w:p>
-    <w:bookmarkStart w:id="30" w:name="Xd149fc42e8130ef21d17f3123c62c972270e1e6"/>
+    <w:bookmarkStart w:id="31" w:name="Xd149fc42e8130ef21d17f3123c62c972270e1e6"/>
     <w:p>
       <w:pPr>
         <w:pStyle w:val="Heading1"/>
@@ -1304,7 +1304,268 @@
       </w:r>
     </w:p>
     <w:bookmarkEnd w:id="28"/>
-    <w:bookmarkStart w:id="29" w:name="Xa8aa300db0b120f62bf61fb891452fa120bfce7"/>
+    <w:bookmarkStart w:id="29" w:name="Xb203a7ae4c4f7befe9ba324178ca6443893c220"/>
+    <w:p>
+      <w:pPr>
+        <w:pStyle w:val="Heading2"/>
+      </w:pPr>
+      <w:r>
+        <w:t xml:space="preserve">10. Application case study (designed after the main benchmark; protocol fixed before it was run, 2026-10-29)</w:t>
+      </w:r>
+    </w:p>
+    <w:p>
+      <w:pPr>
+        <w:pStyle w:val="FirstParagraph"/>
+      </w:pPr>
+      <w:r>
+        <w:rPr>
+          <w:iCs/>
+          <w:i/>
+        </w:rPr>
+        <w:t xml:space="preserve">Purpose.</w:t>
+      </w:r>
+      <w:r>
+        <w:t xml:space="preserve"> </w:t>
+      </w:r>
+      <w:r>
+        <w:t xml:space="preserve">Evaluate the methods as they would be used in a monitoring application: a classifier</w:t>
+      </w:r>
+      <w:r>
+        <w:t xml:space="preserve"> </w:t>
+      </w:r>
+      <w:r>
+        <w:t xml:space="preserve">labels incoming recordings automatically and passes the recordings it is least sure about to a</w:t>
+      </w:r>
+      <w:r>
+        <w:t xml:space="preserve"> </w:t>
+      </w:r>
+      <w:r>
+        <w:t xml:space="preserve">human reviewer, while a fraction of recordings is affected by sensor faults. This study is</w:t>
+      </w:r>
+      <w:r>
+        <w:t xml:space="preserve"> </w:t>
+      </w:r>
+      <w:r>
+        <w:rPr>
+          <w:bCs/>
+          <w:b/>
+        </w:rPr>
+        <w:t xml:space="preserve">exploratory</w:t>
+      </w:r>
+      <w:r>
+        <w:t xml:space="preserve">: it was added after the main results were known, in response to the question of</w:t>
+      </w:r>
+      <w:r>
+        <w:t xml:space="preserve"> </w:t>
+      </w:r>
+      <w:r>
+        <w:t xml:space="preserve">practical value, and it is reported as such.</w:t>
+      </w:r>
+    </w:p>
+    <w:p>
+      <w:pPr>
+        <w:pStyle w:val="BodyText"/>
+      </w:pPr>
+      <w:r>
+        <w:rPr>
+          <w:iCs/>
+          <w:i/>
+        </w:rPr>
+        <w:t xml:space="preserve">Datasets (12, three application domains, chosen by domain before running; all UCR, official</w:t>
+      </w:r>
+      <w:r>
+        <w:rPr>
+          <w:iCs/>
+          <w:i/>
+        </w:rPr>
+        <w:t xml:space="preserve"> </w:t>
+      </w:r>
+      <w:r>
+        <w:rPr>
+          <w:iCs/>
+          <w:i/>
+        </w:rPr>
+        <w:t xml:space="preserve">split plus resamples 1–4):</w:t>
+      </w:r>
+      <w:r>
+        <w:t xml:space="preserve"> </w:t>
+      </w:r>
+      <w:r>
+        <w:t xml:space="preserve">cardiac monitoring (ECG200, ECG5000, TwoLeadECG, NonInvasiveFetalECGThorax1);</w:t>
+      </w:r>
+      <w:r>
+        <w:t xml:space="preserve"> </w:t>
+      </w:r>
+      <w:r>
+        <w:t xml:space="preserve">wearable and motion sensing (UWaveGestureLibraryX, CricketX, GunPoint, SemgHandGenderCh2);</w:t>
+      </w:r>
+      <w:r>
+        <w:t xml:space="preserve"> </w:t>
+      </w:r>
+      <w:r>
+        <w:t xml:space="preserve">industrial and energy sensing (Wafer, FreezerRegularTrain, PowerCons, RefrigerationDevices).</w:t>
+      </w:r>
+    </w:p>
+    <w:p>
+      <w:pPr>
+        <w:pStyle w:val="BodyText"/>
+      </w:pPr>
+      <w:r>
+        <w:rPr>
+          <w:iCs/>
+          <w:i/>
+        </w:rPr>
+        <w:t xml:space="preserve">Fault model.</w:t>
+      </w:r>
+      <w:r>
+        <w:t xml:space="preserve"> </w:t>
+      </w:r>
+      <w:r>
+        <w:t xml:space="preserve">Each test recording is independently faulty with probability 0.3. A faulty recording</w:t>
+      </w:r>
+      <w:r>
+        <w:t xml:space="preserve"> </w:t>
+      </w:r>
+      <w:r>
+        <w:t xml:space="preserve">receives one fault drawn uniformly from the domain’s plausible faults, at a severity drawn uniformly</w:t>
+      </w:r>
+      <w:r>
+        <w:t xml:space="preserve"> </w:t>
+      </w:r>
+      <w:r>
+        <w:t xml:space="preserve">from {1, 2, 3}, using the corruption functions of the main benchmark:</w:t>
+      </w:r>
+      <w:r>
+        <w:t xml:space="preserve"> </w:t>
+      </w:r>
+      <w:r>
+        <w:t xml:space="preserve">cardiac — broadband noise, baseline wander, electrode spikes, lead-off segment (missing);</w:t>
+      </w:r>
+      <w:r>
+        <w:t xml:space="preserve"> </w:t>
+      </w:r>
+      <w:r>
+        <w:t xml:space="preserve">wearable — noise, spikes, packet loss (missing), speed variation (warp);</w:t>
+      </w:r>
+      <w:r>
+        <w:t xml:space="preserve"> </w:t>
+      </w:r>
+      <w:r>
+        <w:t xml:space="preserve">industrial — noise, drift (wander), spikes, dropout (missing).</w:t>
+      </w:r>
+      <w:r>
+        <w:t xml:space="preserve"> </w:t>
+      </w:r>
+      <w:r>
+        <w:t xml:space="preserve">All draws are seeded by (dataset, resample).</w:t>
+      </w:r>
+    </w:p>
+    <w:p>
+      <w:pPr>
+        <w:pStyle w:val="BodyText"/>
+      </w:pPr>
+      <w:r>
+        <w:rPr>
+          <w:iCs/>
+          <w:i/>
+        </w:rPr>
+        <w:t xml:space="preserve">Methods.</w:t>
+      </w:r>
+      <w:r>
+        <w:t xml:space="preserve"> </w:t>
+      </w:r>
+      <w:r>
+        <w:t xml:space="preserve">LOOM, PreVal, Holdout-TS, Ridge-Platt-CV5 (MiniRocket features, as in the benchmark) and QUANT.</w:t>
+      </w:r>
+    </w:p>
+    <w:p>
+      <w:pPr>
+        <w:pStyle w:val="BodyText"/>
+      </w:pPr>
+      <w:r>
+        <w:rPr>
+          <w:iCs/>
+          <w:i/>
+        </w:rPr>
+        <w:t xml:space="preserve">Operating metrics (review budget b ∈ {10 %, 20 %, 30 %}; the b least confident recordings, by the</w:t>
+      </w:r>
+      <w:r>
+        <w:rPr>
+          <w:iCs/>
+          <w:i/>
+        </w:rPr>
+        <w:t xml:space="preserve"> </w:t>
+      </w:r>
+      <w:r>
+        <w:rPr>
+          <w:iCs/>
+          <w:i/>
+        </w:rPr>
+        <w:t xml:space="preserve">maximum predicted probability, go to review):</w:t>
+      </w:r>
+      <w:r>
+        <w:t xml:space="preserve"> </w:t>
+      </w:r>
+      <w:r>
+        <w:t xml:space="preserve">(1) error rate of the automatically accepted</w:t>
+      </w:r>
+      <w:r>
+        <w:t xml:space="preserve"> </w:t>
+      </w:r>
+      <w:r>
+        <w:t xml:space="preserve">decisions; (2) share of faulty recordings caught by the review queue; (3) for reference, the same</w:t>
+      </w:r>
+      <w:r>
+        <w:t xml:space="preserve"> </w:t>
+      </w:r>
+      <w:r>
+        <w:t xml:space="preserve">quantities on a fault-free stream. Primary operating point: b = 20 %. Secondary: NLL on the faulty</w:t>
+      </w:r>
+      <w:r>
+        <w:t xml:space="preserve"> </w:t>
+      </w:r>
+      <w:r>
+        <w:t xml:space="preserve">stream.</w:t>
+      </w:r>
+    </w:p>
+    <w:p>
+      <w:pPr>
+        <w:pStyle w:val="BodyText"/>
+      </w:pPr>
+      <w:r>
+        <w:rPr>
+          <w:iCs/>
+          <w:i/>
+        </w:rPr>
+        <w:t xml:space="preserve">Analysis.</w:t>
+      </w:r>
+      <w:r>
+        <w:t xml:space="preserve"> </w:t>
+      </w:r>
+      <w:r>
+        <w:t xml:space="preserve">Dataset is the unit (mean over the five resamples); LOOM vs each method by two-sided</w:t>
+      </w:r>
+      <w:r>
+        <w:t xml:space="preserve"> </w:t>
+      </w:r>
+      <w:r>
+        <w:t xml:space="preserve">Wilcoxon signed-rank tests with Holm correction over the four comparisons per metric; with 12</w:t>
+      </w:r>
+      <w:r>
+        <w:t xml:space="preserve"> </w:t>
+      </w:r>
+      <w:r>
+        <w:t xml:space="preserve">datasets these tests have low power, so per-domain medians are reported descriptively. Per-sample</w:t>
+      </w:r>
+      <w:r>
+        <w:t xml:space="preserve"> </w:t>
+      </w:r>
+      <w:r>
+        <w:t xml:space="preserve">outputs are saved for re-analysis.</w:t>
+      </w:r>
+    </w:p>
+    <w:bookmarkEnd w:id="29"/>
+    <w:bookmarkStart w:id="30" w:name="Xa8aa300db0b120f62bf61fb891452fa120bfce7"/>
     <w:p>
       <w:pPr>
         <w:pStyle w:val="Heading2"/>
@@ -3331,8 +3592,8 @@
         </w:tc>
       </w:tr>
     </w:tbl>
-    <w:bookmarkEnd w:id="29"/>
     <w:bookmarkEnd w:id="30"/>
+    <w:bookmarkEnd w:id="31"/>
     <w:sectPr>
       <w:pgSz w:h="16838" w:w="11906"/>
       <w:pgMar w:bottom="1417" w:left="1417" w:right="1417" w:top="1417"/>
